--- a/media/R4444/temp/测试说明.docx
+++ b/media/R4444/temp/测试说明.docx
@@ -6741,7 +6741,7 @@
                     <w:rFonts w:hint="eastAsia"/>
                     <w:szCs w:val="21"/>
                   </w:rPr>
-                  <w:t xml:space="preserve">测试设计需求</w:t>
+                  <w:t xml:space="preserve">测试设计需求首轮哟</w:t>
                 </w:r>
               </w:p>
             </w:tc>
@@ -6928,78 +6928,6 @@
                   <w:t xml:space="preserve"/>
                 </w:r>
               </w:p>
-            </w:tc>
-          </w:tr>
-          <w:tr>
-            <w:trPr>
-              <w:trHeight w:val="480"/>
-            </w:trPr>
-            <w:tc>
-              <w:tcPr>
-                <w:tcW w:w="216" w:type="pct"/>
-                <w:noWrap/>
-                <w:hideMark/>
-              </w:tcPr>
-              <w:p>
-                <w:pPr>
-                  <w:numPr>
-                    <w:ilvl w:val="0"/>
-                    <w:numId w:val="2"/>
-                  </w:numPr>
-                  <w:ind w:right="57"/>
-                  <w:rPr>
-                    <w:color w:val="000000"/>
-                    <w:szCs w:val="21"/>
-                  </w:rPr>
-                </w:pPr>
-              </w:p>
-            </w:tc>
-            <w:tc>
-              <w:tcPr>
-                <w:tcW w:w="560" w:type="pct"/>
-                <w:vMerge w:val="continue"/>
-              </w:tcPr>
-              <w:p>
-                <w:pPr>
-                  <w:jc w:val="left"/>
-                  <w:rPr>
-                    <w:szCs w:val="21"/>
-                  </w:rPr>
-                </w:pPr>
-                <w:r>
-                  <w:rPr>
-                    <w:szCs w:val="21"/>
-                  </w:rPr>
-                  <w:t xml:space="preserve"/>
-                </w:r>
-              </w:p>
-            </w:tc>
-            <w:tc>
-              <w:tcPr>
-                <w:tcW w:w="706" w:type="pct"/>
-                <w:noWrap/>
-              </w:tcPr>
-              <w:p>
-                <w:pPr>
-                  <w:jc w:val="left"/>
-                  <w:rPr>
-                    <w:szCs w:val="21"/>
-                  </w:rPr>
-                </w:pPr>
-                <w:r>
-                  <w:rPr>
-                    <w:rFonts w:hint="eastAsia"/>
-                    <w:szCs w:val="21"/>
-                  </w:rPr>
-                  <w:t xml:space="preserve">设计需求1号文</w:t>
-                </w:r>
-              </w:p>
-            </w:tc>
-            <w:tc>
-              <w:tcPr>
-                <w:tcW w:w="3518" w:type="pct"/>
-                <w:noWrap/>
-              </w:tcPr>
               <w:p>
                 <w:pPr>
                   <w:rPr>
@@ -7013,399 +6941,7 @@
                     <w:noProof/>
                     <w:szCs w:val="21"/>
                   </w:rPr>
-                  <w:t xml:space="preserve">123123</w:t>
-                </w:r>
-              </w:p>
-            </w:tc>
-          </w:tr>
-          <w:tr>
-            <w:trPr>
-              <w:trHeight w:val="480"/>
-            </w:trPr>
-            <w:tc>
-              <w:tcPr>
-                <w:tcW w:w="216" w:type="pct"/>
-                <w:noWrap/>
-                <w:hideMark/>
-              </w:tcPr>
-              <w:p>
-                <w:pPr>
-                  <w:numPr>
-                    <w:ilvl w:val="0"/>
-                    <w:numId w:val="2"/>
-                  </w:numPr>
-                  <w:ind w:right="57"/>
-                  <w:rPr>
-                    <w:color w:val="000000"/>
-                    <w:szCs w:val="21"/>
-                  </w:rPr>
-                </w:pPr>
-              </w:p>
-            </w:tc>
-            <w:tc>
-              <w:tcPr>
-                <w:tcW w:w="560" w:type="pct"/>
-                <w:vMerge w:val="continue"/>
-              </w:tcPr>
-              <w:p>
-                <w:pPr>
-                  <w:jc w:val="left"/>
-                  <w:rPr>
-                    <w:szCs w:val="21"/>
-                  </w:rPr>
-                </w:pPr>
-                <w:r>
-                  <w:rPr>
-                    <w:szCs w:val="21"/>
-                  </w:rPr>
-                  <w:t xml:space="preserve"/>
-                </w:r>
-              </w:p>
-            </w:tc>
-            <w:tc>
-              <w:tcPr>
-                <w:tcW w:w="706" w:type="pct"/>
-                <w:noWrap/>
-              </w:tcPr>
-              <w:p>
-                <w:pPr>
-                  <w:jc w:val="left"/>
-                  <w:rPr>
-                    <w:szCs w:val="21"/>
-                  </w:rPr>
-                </w:pPr>
-                <w:r>
-                  <w:rPr>
-                    <w:rFonts w:hint="eastAsia"/>
-                    <w:szCs w:val="21"/>
-                  </w:rPr>
-                  <w:t xml:space="preserve">这是测试autoresize插件的</w:t>
-                </w:r>
-              </w:p>
-            </w:tc>
-            <w:tc>
-              <w:tcPr>
-                <w:tcW w:w="3518" w:type="pct"/>
-                <w:noWrap/>
-              </w:tcPr>
-              <w:p>
-                <w:pPr>
-                  <w:rPr>
-                    <w:noProof/>
-                    <w:szCs w:val="21"/>
-                  </w:rPr>
-                </w:pPr>
-                <w:r>
-                  <w:rPr>
-                    <w:rFonts w:hint="eastAsia"/>
-                    <w:noProof/>
-                    <w:szCs w:val="21"/>
-                  </w:rPr>
-                  <w:t xml:space="preserve">1</w:t>
-                </w:r>
-              </w:p>
-              <w:p>
-                <w:pPr>
-                  <w:rPr>
-                    <w:noProof/>
-                    <w:szCs w:val="21"/>
-                  </w:rPr>
-                </w:pPr>
-                <w:r>
-                  <w:rPr>
-                    <w:rFonts w:hint="eastAsia"/>
-                    <w:noProof/>
-                    <w:szCs w:val="21"/>
-                  </w:rPr>
-                  <w:t xml:space="preserve">2</w:t>
-                </w:r>
-              </w:p>
-              <w:p>
-                <w:pPr>
-                  <w:rPr>
-                    <w:noProof/>
-                    <w:szCs w:val="21"/>
-                  </w:rPr>
-                </w:pPr>
-                <w:r>
-                  <w:rPr>
-                    <w:rFonts w:hint="eastAsia"/>
-                    <w:noProof/>
-                    <w:szCs w:val="21"/>
-                  </w:rPr>
-                  <w:t xml:space="preserve">31</w:t>
-                </w:r>
-              </w:p>
-              <w:p>
-                <w:pPr>
-                  <w:rPr>
-                    <w:noProof/>
-                    <w:szCs w:val="21"/>
-                  </w:rPr>
-                </w:pPr>
-                <w:r>
-                  <w:rPr>
-                    <w:rFonts w:hint="eastAsia"/>
-                    <w:noProof/>
-                    <w:szCs w:val="21"/>
-                  </w:rPr>
-                  <w:t xml:space="preserve">23</w:t>
-                </w:r>
-              </w:p>
-              <w:p>
-                <w:pPr>
-                  <w:rPr>
-                    <w:noProof/>
-                    <w:szCs w:val="21"/>
-                  </w:rPr>
-                </w:pPr>
-                <w:r>
-                  <w:rPr>
-                    <w:rFonts w:hint="eastAsia"/>
-                    <w:noProof/>
-                    <w:szCs w:val="21"/>
-                  </w:rPr>
-                  <w:t xml:space="preserve">1</w:t>
-                </w:r>
-              </w:p>
-              <w:p>
-                <w:pPr>
-                  <w:rPr>
-                    <w:noProof/>
-                    <w:szCs w:val="21"/>
-                  </w:rPr>
-                </w:pPr>
-                <w:r>
-                  <w:rPr>
-                    <w:rFonts w:hint="eastAsia"/>
-                    <w:noProof/>
-                    <w:szCs w:val="21"/>
-                  </w:rPr>
-                  <w:t xml:space="preserve">23</w:t>
-                </w:r>
-              </w:p>
-              <w:p>
-                <w:pPr>
-                  <w:rPr>
-                    <w:noProof/>
-                    <w:szCs w:val="21"/>
-                  </w:rPr>
-                </w:pPr>
-                <w:r>
-                  <w:rPr>
-                    <w:rFonts w:hint="eastAsia"/>
-                    <w:noProof/>
-                    <w:szCs w:val="21"/>
-                  </w:rPr>
-                  <w:t xml:space="preserve">12</w:t>
-                </w:r>
-              </w:p>
-              <w:p>
-                <w:pPr>
-                  <w:rPr>
-                    <w:noProof/>
-                    <w:szCs w:val="21"/>
-                  </w:rPr>
-                </w:pPr>
-                <w:r>
-                  <w:rPr>
-                    <w:rFonts w:hint="eastAsia"/>
-                    <w:noProof/>
-                    <w:szCs w:val="21"/>
-                  </w:rPr>
-                  <w:t xml:space="preserve">3</w:t>
-                </w:r>
-              </w:p>
-              <w:p>
-                <w:pPr>
-                  <w:rPr>
-                    <w:noProof/>
-                    <w:szCs w:val="21"/>
-                  </w:rPr>
-                </w:pPr>
-                <w:r>
-                  <w:rPr>
-                    <w:rFonts w:hint="eastAsia"/>
-                    <w:noProof/>
-                    <w:szCs w:val="21"/>
-                  </w:rPr>
-                  <w:t xml:space="preserve">12</w:t>
-                </w:r>
-              </w:p>
-              <w:p>
-                <w:pPr>
-                  <w:rPr>
-                    <w:noProof/>
-                    <w:szCs w:val="21"/>
-                  </w:rPr>
-                </w:pPr>
-                <w:r>
-                  <w:rPr>
-                    <w:rFonts w:hint="eastAsia"/>
-                    <w:noProof/>
-                    <w:szCs w:val="21"/>
-                  </w:rPr>
-                  <w:t xml:space="preserve">41</w:t>
-                </w:r>
-              </w:p>
-              <w:p>
-                <w:pPr>
-                  <w:rPr>
-                    <w:noProof/>
-                    <w:szCs w:val="21"/>
-                  </w:rPr>
-                </w:pPr>
-                <w:r>
-                  <w:rPr>
-                    <w:rFonts w:hint="eastAsia"/>
-                    <w:noProof/>
-                    <w:szCs w:val="21"/>
-                  </w:rPr>
-                  <w:t xml:space="preserve">23</w:t>
-                </w:r>
-              </w:p>
-              <w:p>
-                <w:pPr>
-                  <w:rPr>
-                    <w:noProof/>
-                    <w:szCs w:val="21"/>
-                  </w:rPr>
-                </w:pPr>
-                <w:r>
-                  <w:rPr>
-                    <w:rFonts w:hint="eastAsia"/>
-                    <w:noProof/>
-                    <w:szCs w:val="21"/>
-                  </w:rPr>
-                  <w:t xml:space="preserve">1</w:t>
-                </w:r>
-              </w:p>
-              <w:p>
-                <w:pPr>
-                  <w:rPr>
-                    <w:noProof/>
-                    <w:szCs w:val="21"/>
-                  </w:rPr>
-                </w:pPr>
-                <w:r>
-                  <w:rPr>
-                    <w:rFonts w:hint="eastAsia"/>
-                    <w:noProof/>
-                    <w:szCs w:val="21"/>
-                  </w:rPr>
-                  <w:t xml:space="preserve">2</w:t>
-                </w:r>
-              </w:p>
-              <w:p>
-                <w:pPr>
-                  <w:rPr>
-                    <w:noProof/>
-                    <w:szCs w:val="21"/>
-                  </w:rPr>
-                </w:pPr>
-                <w:r>
-                  <w:rPr>
-                    <w:rFonts w:hint="eastAsia"/>
-                    <w:noProof/>
-                    <w:szCs w:val="21"/>
-                  </w:rPr>
-                  <w:t xml:space="preserve">3</w:t>
-                </w:r>
-              </w:p>
-              <w:p>
-                <w:pPr>
-                  <w:rPr>
-                    <w:noProof/>
-                    <w:szCs w:val="21"/>
-                  </w:rPr>
-                </w:pPr>
-                <w:r>
-                  <w:rPr>
-                    <w:rFonts w:hint="eastAsia"/>
-                    <w:noProof/>
-                    <w:szCs w:val="21"/>
-                  </w:rPr>
-                  <w:t xml:space="preserve">12</w:t>
-                </w:r>
-              </w:p>
-              <w:p>
-                <w:pPr>
-                  <w:rPr>
-                    <w:noProof/>
-                    <w:szCs w:val="21"/>
-                  </w:rPr>
-                </w:pPr>
-                <w:r>
-                  <w:rPr>
-                    <w:rFonts w:hint="eastAsia"/>
-                    <w:noProof/>
-                    <w:szCs w:val="21"/>
-                  </w:rPr>
-                  <w:t xml:space="preserve">3</w:t>
-                </w:r>
-              </w:p>
-              <w:p>
-                <w:pPr>
-                  <w:rPr>
-                    <w:noProof/>
-                    <w:szCs w:val="21"/>
-                  </w:rPr>
-                </w:pPr>
-                <w:r>
-                  <w:rPr>
-                    <w:rFonts w:hint="eastAsia"/>
-                    <w:noProof/>
-                    <w:szCs w:val="21"/>
-                  </w:rPr>
-                  <w:t xml:space="preserve">1</w:t>
-                </w:r>
-              </w:p>
-              <w:p>
-                <w:pPr>
-                  <w:rPr>
-                    <w:noProof/>
-                    <w:szCs w:val="21"/>
-                  </w:rPr>
-                </w:pPr>
-                <w:r>
-                  <w:rPr>
-                    <w:rFonts w:hint="eastAsia"/>
-                    <w:noProof/>
-                    <w:szCs w:val="21"/>
-                  </w:rPr>
-                  <w:t xml:space="preserve">2</w:t>
-                </w:r>
-              </w:p>
-              <w:p>
-                <w:pPr>
-                  <w:rPr>
-                    <w:noProof/>
-                    <w:szCs w:val="21"/>
-                  </w:rPr>
-                </w:pPr>
-                <w:r>
-                  <w:rPr>
-                    <w:rFonts w:hint="eastAsia"/>
-                    <w:noProof/>
-                    <w:szCs w:val="21"/>
-                  </w:rPr>
-                  <w:t xml:space="preserve">3</w:t>
-                </w:r>
-              </w:p>
-              <w:p>
-                <w:pPr>
-                  <w:rPr>
-                    <w:noProof/>
-                    <w:szCs w:val="21"/>
-                  </w:rPr>
-                </w:pPr>
-                <w:r>
-                  <w:rPr>
-                    <w:rFonts w:hint="eastAsia"/>
-                    <w:noProof/>
-                    <w:szCs w:val="21"/>
-                  </w:rPr>
-                  <w:t xml:space="preserve">1</w:t>
+                  <w:t xml:space="preserve">设计需求就是这样的</w:t>
                 </w:r>
               </w:p>
             </w:tc>
@@ -10185,7 +9721,7 @@
                     <w:rFonts w:hint="eastAsia"/>
                     <w:szCs w:val="21"/>
                   </w:rPr>
-                  <w:t xml:space="preserve">需求规格说明1.1</w:t>
+                  <w:t xml:space="preserve">需求规格说明1L</w:t>
                 </w:r>
               </w:p>
             </w:tc>
@@ -10284,7 +9820,7 @@
                     <w:rFonts w:hint="eastAsia"/>
                     <w:szCs w:val="21"/>
                   </w:rPr>
-                  <w:t xml:space="preserve">PDPU和软件的协议</w:t>
+                  <w:t xml:space="preserve">PDPU和软件的协议1L</w:t>
                 </w:r>
               </w:p>
             </w:tc>
@@ -17092,7 +16628,7 @@
                     <w:iCs/>
                     <w:szCs w:val="21"/>
                   </w:rPr>
-                  <w:t xml:space="preserve">静态分析</w:t>
+                  <w:t xml:space="preserve">静态分析111</w:t>
                 </w:r>
               </w:p>
             </w:tc>
@@ -17323,6 +16859,98 @@
                     <w:szCs w:val="21"/>
                   </w:rPr>
                   <w:t xml:space="preserve">我改动了用例综述</w:t>
+                </w:r>
+              </w:p>
+            </w:tc>
+          </w:tr>
+          <w:tr>
+            <w:tc>
+              <w:tcPr>
+                <w:tcW w:w="346" w:type="pct"/>
+                <w:shd w:val="clear" w:color="auto" w:fill="auto"/>
+                <w:vAlign w:val="center"/>
+              </w:tcPr>
+              <w:p>
+                <w:pPr>
+                  <w:pStyle w:val="af7"/>
+                  <w:numPr>
+                    <w:ilvl w:val="0"/>
+                    <w:numId w:val="69"/>
+                  </w:numPr>
+                  <w:ind w:firstLineChars="0"/>
+                  <w:jc w:val="center"/>
+                  <w:rPr>
+                    <w:szCs w:val="21"/>
+                  </w:rPr>
+                </w:pPr>
+              </w:p>
+            </w:tc>
+            <w:tc>
+              <w:tcPr>
+                <w:tcW w:w="1170" w:type="pct"/>
+                <w:shd w:val="clear" w:color="auto" w:fill="auto"/>
+                <w:vAlign w:val="center"/>
+              </w:tcPr>
+              <w:p>
+                <w:pPr>
+                  <w:rPr>
+                    <w:iCs/>
+                    <w:szCs w:val="21"/>
+                  </w:rPr>
+                </w:pPr>
+                <w:r>
+                  <w:rPr>
+                    <w:rFonts w:hint="eastAsia"/>
+                    <w:iCs/>
+                    <w:szCs w:val="21"/>
+                  </w:rPr>
+                  <w:t xml:space="preserve">测试用例1号首轮滴</w:t>
+                </w:r>
+              </w:p>
+            </w:tc>
+            <w:tc>
+              <w:tcPr>
+                <w:tcW w:w="1373" w:type="pct"/>
+                <w:shd w:val="clear" w:color="auto" w:fill="auto"/>
+                <w:vAlign w:val="center"/>
+              </w:tcPr>
+              <w:p>
+                <w:pPr>
+                  <w:rPr>
+                    <w:iCs/>
+                    <w:szCs w:val="21"/>
+                  </w:rPr>
+                </w:pPr>
+                <w:r>
+                  <w:rPr>
+                    <w:rFonts w:hint="eastAsia"/>
+                    <w:iCs/>
+                    <w:szCs w:val="21"/>
+                  </w:rPr>
+                  <w:t xml:space="preserve">YL_FT_CCCC_001</w:t>
+                </w:r>
+              </w:p>
+            </w:tc>
+            <w:tc>
+              <w:tcPr>
+                <w:tcW w:w="2111" w:type="pct"/>
+                <w:shd w:val="clear" w:color="auto" w:fill="auto"/>
+                <w:vAlign w:val="center"/>
+              </w:tcPr>
+              <w:p>
+                <w:pPr>
+                  <w:rPr>
+                    <w:iCs/>
+                    <w:szCs w:val="21"/>
+                  </w:rPr>
+                </w:pPr>
+                <w:r>
+                  <w:rPr>
+                    <w:rFonts w:hint="eastAsia"/>
+                    <w:iCs/>
+                    <w:szCs w:val="21"/>
+                  </w:rPr>
+                  <w:t xml:space="preserve">22222</w:t>
                 </w:r>
               </w:p>
             </w:tc>
@@ -17419,7 +17047,7 @@
               <w:sz w:val="24"/>
               <w:szCs w:val="24"/>
             </w:rPr>
-            <w:t xml:space="preserve">文档审查</w:t>
+            <w:t xml:space="preserve">文档审查111</w:t>
           </w:r>
         </w:p>
         <w:tbl>
@@ -17765,7 +17393,7 @@
                     <w:noProof/>
                     <w:szCs w:val="21"/>
                   </w:rPr>
-                  <w:t xml:space="preserve">文档审查</w:t>
+                  <w:t xml:space="preserve">文档审查111</w:t>
                 </w:r>
               </w:p>
               <w:p>
@@ -18880,7 +18508,7 @@
                     <w:noProof/>
                     <w:szCs w:val="21"/>
                   </w:rPr>
-                  <w:t xml:space="preserve">文档审查</w:t>
+                  <w:t xml:space="preserve">文档审查111</w:t>
                 </w:r>
               </w:p>
               <w:p>
@@ -19995,7 +19623,7 @@
                     <w:noProof/>
                     <w:szCs w:val="21"/>
                   </w:rPr>
-                  <w:t xml:space="preserve">文档审查</w:t>
+                  <w:t xml:space="preserve">文档审查111</w:t>
                 </w:r>
               </w:p>
               <w:p>
@@ -21110,7 +20738,7 @@
                     <w:noProof/>
                     <w:szCs w:val="21"/>
                   </w:rPr>
-                  <w:t xml:space="preserve">文档审查</w:t>
+                  <w:t xml:space="preserve">文档审查111</w:t>
                 </w:r>
               </w:p>
               <w:p>
@@ -22225,7 +21853,7 @@
                     <w:noProof/>
                     <w:szCs w:val="21"/>
                   </w:rPr>
-                  <w:t xml:space="preserve">文档审查</w:t>
+                  <w:t xml:space="preserve">文档审查111</w:t>
                 </w:r>
               </w:p>
               <w:p>
@@ -23340,7 +22968,7 @@
                     <w:noProof/>
                     <w:szCs w:val="21"/>
                   </w:rPr>
-                  <w:t xml:space="preserve">文档审查</w:t>
+                  <w:t xml:space="preserve">文档审查111</w:t>
                 </w:r>
               </w:p>
               <w:p>
@@ -24455,7 +24083,7 @@
                     <w:noProof/>
                     <w:szCs w:val="21"/>
                   </w:rPr>
-                  <w:t xml:space="preserve">文档审查</w:t>
+                  <w:t xml:space="preserve">文档审查111</w:t>
                 </w:r>
               </w:p>
               <w:p>
@@ -25424,7 +25052,7 @@
                     <w:bCs/>
                     <w:szCs w:val="21"/>
                   </w:rPr>
-                  <w:t xml:space="preserve">静态分析</w:t>
+                  <w:t xml:space="preserve">静态分析111</w:t>
                 </w:r>
               </w:p>
             </w:tc>
@@ -26331,7 +25959,7 @@
               <w:sz w:val="24"/>
               <w:szCs w:val="24"/>
             </w:rPr>
-            <w:t xml:space="preserve">代码审查</w:t>
+            <w:t xml:space="preserve">代码审查111</w:t>
           </w:r>
         </w:p>
         <w:tbl>
@@ -26677,7 +26305,7 @@
                     <w:noProof/>
                     <w:szCs w:val="21"/>
                   </w:rPr>
-                  <w:t xml:space="preserve">代码审查</w:t>
+                  <w:t xml:space="preserve">代码审查111</w:t>
                 </w:r>
               </w:p>
               <w:p>
@@ -28535,6 +28163,1052 @@
             <w:t xml:space="preserve">神奇宝贝测试项1号</w:t>
           </w:r>
         </w:p>
+        <w:p>
+          <w:pPr>
+            <w:pStyle w:val="30"/>
+            <w:tabs>
+              <w:tab w:val="num" w:pos="852"/>
+            </w:tabs>
+            <w:rPr>
+              <w:sz w:val="24"/>
+              <w:szCs w:val="24"/>
+            </w:rPr>
+          </w:pPr>
+          <w:r>
+            <w:rPr>
+              <w:sz w:val="24"/>
+              <w:szCs w:val="24"/>
+            </w:rPr>
+            <w:t xml:space="preserve">首轮测试项1号</w:t>
+          </w:r>
+        </w:p>
+        <w:tbl>
+          <w:tblPr>
+            <w:tblW w:w="0" w:type="auto"/>
+            <w:tblBorders>
+              <w:top w:val="single" w:sz="4" w:space="0" w:color="auto"/>
+              <w:left w:val="single" w:sz="4" w:space="0" w:color="auto"/>
+              <w:bottom w:val="single" w:sz="4" w:space="0" w:color="auto"/>
+              <w:right w:val="single" w:sz="4" w:space="0" w:color="auto"/>
+              <w:insideH w:val="single" w:sz="4" w:space="0" w:color="auto"/>
+              <w:insideV w:val="single" w:sz="4" w:space="0" w:color="auto"/>
+            </w:tblBorders>
+            <w:tblLayout w:type="fixed"/>
+            <w:tblCellMar>
+              <w:top w:w="85" w:type="dxa"/>
+              <w:bottom w:w="85" w:type="dxa"/>
+            </w:tblCellMar>
+            <w:tblLook w:val="04A0" w:firstRow="1" w:lastRow="0" w:firstColumn="1" w:lastColumn="0" w:noHBand="0" w:noVBand="1"/>
+          </w:tblPr>
+          <w:tblGrid>
+            <w:gridCol w:w="767"/>
+            <w:gridCol w:w="994"/>
+            <w:gridCol w:w="3397"/>
+            <w:gridCol w:w="1199"/>
+            <w:gridCol w:w="2683"/>
+          </w:tblGrid>
+          <w:tr>
+            <w:tc>
+              <w:tcPr>
+                <w:tcW w:w="9040" w:type="dxa"/>
+                <w:gridSpan w:val="5"/>
+                <w:tcBorders>
+                  <w:top w:val="single" w:sz="12" w:space="0" w:color="auto"/>
+                  <w:left w:val="single" w:sz="12" w:space="0" w:color="auto"/>
+                  <w:bottom w:val="single" w:sz="12" w:space="0" w:color="auto"/>
+                  <w:right w:val="single" w:sz="12" w:space="0" w:color="auto"/>
+                </w:tcBorders>
+                <w:vAlign w:val="center"/>
+              </w:tcPr>
+              <w:p>
+                <w:pPr>
+                  <w:jc w:val="left"/>
+                  <w:rPr>
+                    <w:b/>
+                    <w:noProof/>
+                    <w:szCs w:val="21"/>
+                  </w:rPr>
+                </w:pPr>
+                <w:r>
+                  <w:rPr>
+                    <w:rFonts w:hint="eastAsia"/>
+                    <w:b/>
+                    <w:noProof/>
+                    <w:szCs w:val="21"/>
+                  </w:rPr>
+                  <w:t>用例</w:t>
+                </w:r>
+                <w:r>
+                  <w:rPr>
+                    <w:b/>
+                    <w:noProof/>
+                    <w:szCs w:val="21"/>
+                  </w:rPr>
+                  <w:fldChar w:fldCharType="begin"/>
+                </w:r>
+                <w:r>
+                  <w:rPr>
+                    <w:b/>
+                    <w:noProof/>
+                    <w:szCs w:val="21"/>
+                  </w:rPr>
+                  <w:instrText xml:space="preserve"> </w:instrText>
+                </w:r>
+                <w:r>
+                  <w:rPr>
+                    <w:rFonts w:hint="eastAsia"/>
+                    <w:b/>
+                    <w:noProof/>
+                    <w:szCs w:val="21"/>
+                  </w:rPr>
+                  <w:instrText>AUTONUM  \* Arabic</w:instrText>
+                </w:r>
+                <w:r>
+                  <w:rPr>
+                    <w:b/>
+                    <w:noProof/>
+                    <w:szCs w:val="21"/>
+                  </w:rPr>
+                  <w:instrText xml:space="preserve"> </w:instrText>
+                </w:r>
+                <w:r>
+                  <w:rPr>
+                    <w:b/>
+                    <w:noProof/>
+                    <w:szCs w:val="21"/>
+                  </w:rPr>
+                  <w:fldChar w:fldCharType="end"/>
+                </w:r>
+              </w:p>
+            </w:tc>
+          </w:tr>
+          <w:tr>
+            <w:tc>
+              <w:tcPr>
+                <w:tcW w:w="1761" w:type="dxa"/>
+                <w:gridSpan w:val="2"/>
+                <w:tcBorders>
+                  <w:top w:val="single" w:sz="12" w:space="0" w:color="auto"/>
+                  <w:left w:val="single" w:sz="12" w:space="0" w:color="auto"/>
+                  <w:bottom w:val="single" w:sz="12" w:space="0" w:color="auto"/>
+                  <w:right w:val="single" w:sz="4" w:space="0" w:color="auto"/>
+                </w:tcBorders>
+                <w:vAlign w:val="center"/>
+                <w:hideMark/>
+              </w:tcPr>
+              <w:p>
+                <w:pPr>
+                  <w:jc w:val="center"/>
+                  <w:rPr>
+                    <w:b/>
+                    <w:szCs w:val="21"/>
+                  </w:rPr>
+                </w:pPr>
+                <w:r>
+                  <w:rPr>
+                    <w:rFonts w:ascii="黑体" w:eastAsia="黑体" w:hAnsi="黑体" w:hint="eastAsia"/>
+                    <w:bCs/>
+                    <w:szCs w:val="21"/>
+                  </w:rPr>
+                  <w:t>测试用例名称</w:t>
+                </w:r>
+              </w:p>
+            </w:tc>
+            <w:tc>
+              <w:tcPr>
+                <w:tcW w:w="3397" w:type="dxa"/>
+                <w:tcBorders>
+                  <w:top w:val="single" w:sz="12" w:space="0" w:color="auto"/>
+                  <w:left w:val="single" w:sz="4" w:space="0" w:color="auto"/>
+                  <w:bottom w:val="single" w:sz="12" w:space="0" w:color="auto"/>
+                  <w:right w:val="single" w:sz="4" w:space="0" w:color="auto"/>
+                </w:tcBorders>
+                <w:vAlign w:val="center"/>
+              </w:tcPr>
+              <w:p>
+                <w:pPr>
+                  <w:jc w:val="center"/>
+                  <w:rPr>
+                    <w:bCs/>
+                    <w:szCs w:val="21"/>
+                  </w:rPr>
+                </w:pPr>
+                <w:r>
+                  <w:rPr>
+                    <w:rFonts w:hint="eastAsia"/>
+                    <w:bCs/>
+                    <w:szCs w:val="21"/>
+                  </w:rPr>
+                  <w:t xml:space="preserve">测试用例1号首轮滴</w:t>
+                </w:r>
+              </w:p>
+            </w:tc>
+            <w:tc>
+              <w:tcPr>
+                <w:tcW w:w="1199" w:type="dxa"/>
+                <w:tcBorders>
+                  <w:top w:val="single" w:sz="12" w:space="0" w:color="auto"/>
+                  <w:left w:val="single" w:sz="4" w:space="0" w:color="auto"/>
+                  <w:bottom w:val="single" w:sz="12" w:space="0" w:color="auto"/>
+                  <w:right w:val="single" w:sz="4" w:space="0" w:color="auto"/>
+                </w:tcBorders>
+                <w:vAlign w:val="center"/>
+                <w:hideMark/>
+              </w:tcPr>
+              <w:p>
+                <w:pPr>
+                  <w:jc w:val="center"/>
+                  <w:rPr>
+                    <w:b/>
+                    <w:szCs w:val="21"/>
+                  </w:rPr>
+                </w:pPr>
+                <w:r>
+                  <w:rPr>
+                    <w:rFonts w:ascii="黑体" w:eastAsia="黑体" w:hAnsi="黑体" w:hint="eastAsia"/>
+                    <w:bCs/>
+                    <w:szCs w:val="21"/>
+                  </w:rPr>
+                  <w:t>标</w:t>
+                </w:r>
+                <w:r>
+                  <w:rPr>
+                    <w:rFonts w:ascii="黑体" w:eastAsia="黑体" w:hAnsi="黑体"/>
+                    <w:bCs/>
+                    <w:szCs w:val="21"/>
+                  </w:rPr>
+                  <w:t xml:space="preserve">   识</w:t>
+                </w:r>
+              </w:p>
+            </w:tc>
+            <w:tc>
+              <w:tcPr>
+                <w:tcW w:w="2683" w:type="dxa"/>
+                <w:tcBorders>
+                  <w:top w:val="single" w:sz="12" w:space="0" w:color="auto"/>
+                  <w:left w:val="single" w:sz="4" w:space="0" w:color="auto"/>
+                  <w:bottom w:val="single" w:sz="12" w:space="0" w:color="auto"/>
+                  <w:right w:val="single" w:sz="12" w:space="0" w:color="auto"/>
+                </w:tcBorders>
+                <w:vAlign w:val="center"/>
+              </w:tcPr>
+              <w:p>
+                <w:pPr>
+                  <w:jc w:val="center"/>
+                  <w:rPr>
+                    <w:bCs/>
+                    <w:szCs w:val="21"/>
+                  </w:rPr>
+                </w:pPr>
+                <w:r>
+                  <w:rPr>
+                    <w:rFonts w:hint="eastAsia"/>
+                    <w:bCs/>
+                    <w:szCs w:val="21"/>
+                  </w:rPr>
+                  <w:t xml:space="preserve">YL_FT_CCCC_001</w:t>
+                </w:r>
+              </w:p>
+            </w:tc>
+          </w:tr>
+          <w:tr>
+            <w:tc>
+              <w:tcPr>
+                <w:tcW w:w="1761" w:type="dxa"/>
+                <w:gridSpan w:val="2"/>
+                <w:tcBorders>
+                  <w:top w:val="single" w:sz="12" w:space="0" w:color="auto"/>
+                  <w:left w:val="single" w:sz="12" w:space="0" w:color="auto"/>
+                  <w:bottom w:val="single" w:sz="4" w:space="0" w:color="auto"/>
+                  <w:right w:val="single" w:sz="4" w:space="0" w:color="auto"/>
+                </w:tcBorders>
+                <w:vAlign w:val="center"/>
+                <w:hideMark/>
+              </w:tcPr>
+              <w:p>
+                <w:pPr>
+                  <w:jc w:val="center"/>
+                  <w:rPr>
+                    <w:b/>
+                    <w:szCs w:val="21"/>
+                  </w:rPr>
+                </w:pPr>
+                <w:r>
+                  <w:rPr>
+                    <w:rFonts w:ascii="黑体" w:eastAsia="黑体" w:hAnsi="黑体" w:hint="eastAsia"/>
+                    <w:bCs/>
+                    <w:szCs w:val="21"/>
+                  </w:rPr>
+                  <w:t>追踪关系</w:t>
+                </w:r>
+              </w:p>
+            </w:tc>
+            <w:tc>
+              <w:tcPr>
+                <w:tcW w:w="7279" w:type="dxa"/>
+                <w:gridSpan w:val="3"/>
+                <w:tcBorders>
+                  <w:top w:val="single" w:sz="12" w:space="0" w:color="auto"/>
+                  <w:left w:val="single" w:sz="4" w:space="0" w:color="auto"/>
+                  <w:bottom w:val="single" w:sz="4" w:space="0" w:color="auto"/>
+                  <w:right w:val="single" w:sz="12" w:space="0" w:color="auto"/>
+                </w:tcBorders>
+                <w:vAlign w:val="center"/>
+                <w:hideMark/>
+              </w:tcPr>
+              <w:p>
+                <w:pPr>
+                  <w:rPr>
+                    <w:noProof/>
+                    <w:szCs w:val="21"/>
+                  </w:rPr>
+                </w:pPr>
+                <w:r>
+                  <w:rPr>
+                    <w:rFonts w:hint="eastAsia"/>
+                    <w:noProof/>
+                    <w:szCs w:val="21"/>
+                  </w:rPr>
+                  <w:t>软件测试依据：</w:t>
+                </w:r>
+                <w:r>
+                  <w:rPr>
+                    <w:rFonts w:hint="eastAsia"/>
+                    <w:noProof/>
+                    <w:szCs w:val="21"/>
+                  </w:rPr>
+                  <w:t>测评大纲</w:t>
+                </w:r>
+              </w:p>
+              <w:p>
+                <w:pPr>
+                  <w:rPr>
+                    <w:noProof/>
+                    <w:szCs w:val="21"/>
+                  </w:rPr>
+                </w:pPr>
+                <w:r>
+                  <w:rPr>
+                    <w:rFonts w:hint="eastAsia"/>
+                    <w:noProof/>
+                    <w:szCs w:val="21"/>
+                  </w:rPr>
+                  <w:t>测试需求分析：</w:t>
+                </w:r>
+                <w:r>
+                  <w:rPr>
+                    <w:rFonts w:hint="eastAsia"/>
+                    <w:noProof/>
+                    <w:szCs w:val="21"/>
+                  </w:rPr>
+                  <w:t>（</w:t>
+                </w:r>
+                <w:r>
+                  <w:rPr>
+                    <w:rFonts w:hint="eastAsia"/>
+                    <w:noProof/>
+                    <w:szCs w:val="21"/>
+                  </w:rPr>
+                  <w:t xml:space="preserve">6.2.4.3</w:t>
+                </w:r>
+                <w:r>
+                  <w:rPr>
+                    <w:rFonts w:hint="eastAsia"/>
+                    <w:noProof/>
+                    <w:szCs w:val="21"/>
+                  </w:rPr>
+                  <w:t>）</w:t>
+                </w:r>
+                <w:r>
+                  <w:rPr>
+                    <w:rFonts w:hint="eastAsia"/>
+                    <w:noProof/>
+                    <w:szCs w:val="21"/>
+                  </w:rPr>
+                  <w:t xml:space="preserve">首轮测试项1号</w:t>
+                </w:r>
+              </w:p>
+              <w:p>
+                <w:pPr>
+                  <w:rPr>
+                    <w:rFonts w:cs="宋体"/>
+                    <w:i/>
+                    <w:szCs w:val="21"/>
+                  </w:rPr>
+                </w:pPr>
+                <w:r>
+                  <w:rPr>
+                    <w:rFonts w:hint="eastAsia"/>
+                    <w:noProof/>
+                    <w:szCs w:val="21"/>
+                  </w:rPr>
+                  <w:t>测试需求标识：</w:t>
+                </w:r>
+                <w:r>
+                  <w:rPr>
+                    <w:rFonts w:hint="eastAsia"/>
+                    <w:noProof/>
+                    <w:szCs w:val="21"/>
+                  </w:rPr>
+                  <w:t xml:space="preserve">XQ_FT_CCCC</w:t>
+                </w:r>
+              </w:p>
+            </w:tc>
+          </w:tr>
+          <w:tr>
+            <w:tc>
+              <w:tcPr>
+                <w:tcW w:w="1761" w:type="dxa"/>
+                <w:gridSpan w:val="2"/>
+                <w:tcBorders>
+                  <w:top w:val="single" w:sz="4" w:space="0" w:color="auto"/>
+                  <w:left w:val="single" w:sz="12" w:space="0" w:color="auto"/>
+                  <w:bottom w:val="single" w:sz="4" w:space="0" w:color="auto"/>
+                  <w:right w:val="single" w:sz="4" w:space="0" w:color="auto"/>
+                </w:tcBorders>
+                <w:vAlign w:val="center"/>
+                <w:hideMark/>
+              </w:tcPr>
+              <w:p>
+                <w:pPr>
+                  <w:jc w:val="center"/>
+                  <w:rPr>
+                    <w:rFonts w:ascii="黑体" w:eastAsia="黑体" w:hAnsi="黑体"/>
+                    <w:bCs/>
+                    <w:szCs w:val="21"/>
+                  </w:rPr>
+                </w:pPr>
+                <w:r>
+                  <w:rPr>
+                    <w:rFonts w:ascii="黑体" w:eastAsia="黑体" w:hAnsi="黑体" w:hint="eastAsia"/>
+                    <w:bCs/>
+                    <w:szCs w:val="21"/>
+                  </w:rPr>
+                  <w:t>测试用例综述</w:t>
+                </w:r>
+              </w:p>
+            </w:tc>
+            <w:tc>
+              <w:tcPr>
+                <w:tcW w:w="7279" w:type="dxa"/>
+                <w:gridSpan w:val="3"/>
+                <w:tcBorders>
+                  <w:top w:val="single" w:sz="4" w:space="0" w:color="auto"/>
+                  <w:left w:val="single" w:sz="4" w:space="0" w:color="auto"/>
+                  <w:bottom w:val="single" w:sz="4" w:space="0" w:color="auto"/>
+                  <w:right w:val="single" w:sz="12" w:space="0" w:color="auto"/>
+                </w:tcBorders>
+              </w:tcPr>
+              <w:p>
+                <w:pPr>
+                  <w:rPr>
+                    <w:szCs w:val="21"/>
+                  </w:rPr>
+                </w:pPr>
+                <w:r>
+                  <w:rPr>
+                    <w:rFonts w:hint="eastAsia"/>
+                    <w:szCs w:val="21"/>
+                  </w:rPr>
+                  <w:t xml:space="preserve">22222</w:t>
+                </w:r>
+              </w:p>
+            </w:tc>
+          </w:tr>
+          <w:tr>
+            <w:tc>
+              <w:tcPr>
+                <w:tcW w:w="1761" w:type="dxa"/>
+                <w:gridSpan w:val="2"/>
+                <w:tcBorders>
+                  <w:top w:val="single" w:sz="4" w:space="0" w:color="auto"/>
+                  <w:left w:val="single" w:sz="12" w:space="0" w:color="auto"/>
+                  <w:bottom w:val="single" w:sz="4" w:space="0" w:color="auto"/>
+                  <w:right w:val="single" w:sz="4" w:space="0" w:color="auto"/>
+                </w:tcBorders>
+                <w:vAlign w:val="center"/>
+                <w:hideMark/>
+              </w:tcPr>
+              <w:p>
+                <w:pPr>
+                  <w:jc w:val="center"/>
+                  <w:rPr>
+                    <w:rFonts w:ascii="黑体" w:eastAsia="黑体" w:hAnsi="黑体"/>
+                    <w:bCs/>
+                    <w:szCs w:val="21"/>
+                  </w:rPr>
+                </w:pPr>
+                <w:r>
+                  <w:rPr>
+                    <w:rFonts w:ascii="黑体" w:eastAsia="黑体" w:hAnsi="黑体" w:hint="eastAsia"/>
+                    <w:bCs/>
+                    <w:szCs w:val="21"/>
+                  </w:rPr>
+                  <w:t>用例初始化</w:t>
+                </w:r>
+              </w:p>
+            </w:tc>
+            <w:tc>
+              <w:tcPr>
+                <w:tcW w:w="7279" w:type="dxa"/>
+                <w:gridSpan w:val="3"/>
+                <w:tcBorders>
+                  <w:top w:val="single" w:sz="4" w:space="0" w:color="auto"/>
+                  <w:left w:val="single" w:sz="4" w:space="0" w:color="auto"/>
+                  <w:bottom w:val="single" w:sz="4" w:space="0" w:color="auto"/>
+                  <w:right w:val="single" w:sz="12" w:space="0" w:color="auto"/>
+                </w:tcBorders>
+                <w:vAlign w:val="center"/>
+                <w:hideMark/>
+              </w:tcPr>
+              <w:p>
+                <w:pPr>
+                  <w:rPr>
+                    <w:i/>
+                    <w:szCs w:val="21"/>
+                  </w:rPr>
+                </w:pPr>
+                <w:r>
+                  <w:rPr>
+                    <w:rFonts w:hint="eastAsia"/>
+                    <w:noProof/>
+                    <w:szCs w:val="21"/>
+                  </w:rPr>
+                  <w:t xml:space="preserve">软件正常启动，正常运行</w:t>
+                </w:r>
+              </w:p>
+            </w:tc>
+          </w:tr>
+          <w:tr>
+            <w:tc>
+              <w:tcPr>
+                <w:tcW w:w="1761" w:type="dxa"/>
+                <w:gridSpan w:val="2"/>
+                <w:tcBorders>
+                  <w:top w:val="single" w:sz="4" w:space="0" w:color="auto"/>
+                  <w:left w:val="single" w:sz="12" w:space="0" w:color="auto"/>
+                  <w:bottom w:val="single" w:sz="4" w:space="0" w:color="auto"/>
+                  <w:right w:val="single" w:sz="4" w:space="0" w:color="auto"/>
+                </w:tcBorders>
+                <w:vAlign w:val="center"/>
+                <w:hideMark/>
+              </w:tcPr>
+              <w:p>
+                <w:pPr>
+                  <w:jc w:val="center"/>
+                  <w:rPr>
+                    <w:rFonts w:ascii="黑体" w:eastAsia="黑体" w:hAnsi="黑体"/>
+                    <w:bCs/>
+                    <w:szCs w:val="21"/>
+                  </w:rPr>
+                </w:pPr>
+                <w:r>
+                  <w:rPr>
+                    <w:rFonts w:ascii="黑体" w:eastAsia="黑体" w:hAnsi="黑体" w:hint="eastAsia"/>
+                    <w:bCs/>
+                    <w:szCs w:val="21"/>
+                  </w:rPr>
+                  <w:t>前提和约束</w:t>
+                </w:r>
+              </w:p>
+            </w:tc>
+            <w:tc>
+              <w:tcPr>
+                <w:tcW w:w="7279" w:type="dxa"/>
+                <w:gridSpan w:val="3"/>
+                <w:tcBorders>
+                  <w:top w:val="single" w:sz="4" w:space="0" w:color="auto"/>
+                  <w:left w:val="single" w:sz="4" w:space="0" w:color="auto"/>
+                  <w:bottom w:val="single" w:sz="4" w:space="0" w:color="auto"/>
+                  <w:right w:val="single" w:sz="12" w:space="0" w:color="auto"/>
+                </w:tcBorders>
+                <w:vAlign w:val="center"/>
+                <w:hideMark/>
+              </w:tcPr>
+              <w:p>
+                <w:pPr>
+                  <w:rPr>
+                    <w:i/>
+                    <w:szCs w:val="21"/>
+                  </w:rPr>
+                </w:pPr>
+                <w:r>
+                  <w:rPr>
+                    <w:rFonts w:hint="eastAsia"/>
+                    <w:noProof/>
+                    <w:szCs w:val="21"/>
+                  </w:rPr>
+                  <w:t xml:space="preserve">软件正常启动，外部接口运行正常</w:t>
+                </w:r>
+              </w:p>
+            </w:tc>
+          </w:tr>
+          <w:tr>
+            <w:tc>
+              <w:tcPr>
+                <w:tcW w:w="9040" w:type="dxa"/>
+                <w:gridSpan w:val="5"/>
+                <w:tcBorders>
+                  <w:top w:val="single" w:sz="4" w:space="0" w:color="auto"/>
+                  <w:left w:val="single" w:sz="12" w:space="0" w:color="auto"/>
+                  <w:bottom w:val="single" w:sz="4" w:space="0" w:color="auto"/>
+                  <w:right w:val="single" w:sz="12" w:space="0" w:color="auto"/>
+                </w:tcBorders>
+                <w:vAlign w:val="center"/>
+                <w:hideMark/>
+              </w:tcPr>
+              <w:p>
+                <w:pPr>
+                  <w:jc w:val="center"/>
+                  <w:rPr>
+                    <w:rFonts w:ascii="黑体" w:eastAsia="黑体" w:hAnsi="黑体"/>
+                    <w:bCs/>
+                    <w:szCs w:val="21"/>
+                  </w:rPr>
+                </w:pPr>
+                <w:r>
+                  <w:rPr>
+                    <w:rFonts w:ascii="黑体" w:eastAsia="黑体" w:hAnsi="黑体" w:hint="eastAsia"/>
+                    <w:bCs/>
+                    <w:szCs w:val="21"/>
+                  </w:rPr>
+                  <w:t>测试步骤</w:t>
+                </w:r>
+              </w:p>
+            </w:tc>
+          </w:tr>
+          <w:tr>
+            <w:tc>
+              <w:tcPr>
+                <w:tcW w:w="767" w:type="dxa"/>
+                <w:tcBorders>
+                  <w:top w:val="single" w:sz="4" w:space="0" w:color="auto"/>
+                  <w:left w:val="single" w:sz="12" w:space="0" w:color="auto"/>
+                  <w:bottom w:val="single" w:sz="4" w:space="0" w:color="auto"/>
+                  <w:right w:val="single" w:sz="4" w:space="0" w:color="auto"/>
+                </w:tcBorders>
+                <w:vAlign w:val="center"/>
+                <w:hideMark/>
+              </w:tcPr>
+              <w:p>
+                <w:pPr>
+                  <w:jc w:val="center"/>
+                  <w:rPr>
+                    <w:rFonts w:ascii="黑体" w:eastAsia="黑体" w:hAnsi="黑体"/>
+                    <w:bCs/>
+                    <w:szCs w:val="21"/>
+                  </w:rPr>
+                </w:pPr>
+                <w:r>
+                  <w:rPr>
+                    <w:rFonts w:ascii="黑体" w:eastAsia="黑体" w:hAnsi="黑体" w:hint="eastAsia"/>
+                    <w:bCs/>
+                    <w:szCs w:val="21"/>
+                  </w:rPr>
+                  <w:t>序号</w:t>
+                </w:r>
+              </w:p>
+            </w:tc>
+            <w:tc>
+              <w:tcPr>
+                <w:tcW w:w="4391" w:type="dxa"/>
+                <w:gridSpan w:val="2"/>
+                <w:tcBorders>
+                  <w:top w:val="single" w:sz="4" w:space="0" w:color="auto"/>
+                  <w:left w:val="single" w:sz="4" w:space="0" w:color="auto"/>
+                  <w:bottom w:val="single" w:sz="4" w:space="0" w:color="auto"/>
+                  <w:right w:val="single" w:sz="4" w:space="0" w:color="auto"/>
+                </w:tcBorders>
+                <w:vAlign w:val="center"/>
+                <w:hideMark/>
+              </w:tcPr>
+              <w:p>
+                <w:pPr>
+                  <w:jc w:val="center"/>
+                  <w:rPr>
+                    <w:rFonts w:ascii="黑体" w:eastAsia="黑体" w:hAnsi="黑体"/>
+                    <w:bCs/>
+                    <w:szCs w:val="21"/>
+                  </w:rPr>
+                </w:pPr>
+                <w:r>
+                  <w:rPr>
+                    <w:rFonts w:ascii="黑体" w:eastAsia="黑体" w:hAnsi="黑体" w:hint="eastAsia"/>
+                    <w:bCs/>
+                    <w:szCs w:val="21"/>
+                  </w:rPr>
+                  <w:t>输入及操作</w:t>
+                </w:r>
+              </w:p>
+            </w:tc>
+            <w:tc>
+              <w:tcPr>
+                <w:tcW w:w="3882" w:type="dxa"/>
+                <w:gridSpan w:val="2"/>
+                <w:tcBorders>
+                  <w:top w:val="single" w:sz="4" w:space="0" w:color="auto"/>
+                  <w:left w:val="single" w:sz="4" w:space="0" w:color="auto"/>
+                  <w:bottom w:val="single" w:sz="4" w:space="0" w:color="auto"/>
+                  <w:right w:val="single" w:sz="12" w:space="0" w:color="auto"/>
+                </w:tcBorders>
+                <w:vAlign w:val="center"/>
+                <w:hideMark/>
+              </w:tcPr>
+              <w:p>
+                <w:pPr>
+                  <w:jc w:val="center"/>
+                  <w:rPr>
+                    <w:rFonts w:ascii="黑体" w:eastAsia="黑体" w:hAnsi="黑体"/>
+                    <w:bCs/>
+                    <w:szCs w:val="21"/>
+                  </w:rPr>
+                </w:pPr>
+                <w:r>
+                  <w:rPr>
+                    <w:rFonts w:ascii="黑体" w:eastAsia="黑体" w:hAnsi="黑体" w:hint="eastAsia"/>
+                    <w:bCs/>
+                    <w:szCs w:val="21"/>
+                  </w:rPr>
+                  <w:t>期望结果与评估标准</w:t>
+                </w:r>
+              </w:p>
+            </w:tc>
+          </w:tr>
+          <w:tr>
+            <w:tc>
+              <w:tcPr>
+                <w:tcW w:w="767" w:type="dxa"/>
+                <w:tcBorders>
+                  <w:top w:val="single" w:sz="4" w:space="0" w:color="auto"/>
+                  <w:left w:val="single" w:sz="12" w:space="0" w:color="auto"/>
+                  <w:bottom w:val="single" w:sz="4" w:space="0" w:color="auto"/>
+                  <w:right w:val="single" w:sz="4" w:space="0" w:color="auto"/>
+                </w:tcBorders>
+                <w:vAlign w:val="center"/>
+              </w:tcPr>
+              <w:p>
+                <w:pPr>
+                  <w:jc w:val="center"/>
+                  <w:rPr>
+                    <w:noProof/>
+                    <w:szCs w:val="21"/>
+                  </w:rPr>
+                </w:pPr>
+                <w:r>
+                  <w:rPr>
+                    <w:rFonts w:hint="eastAsia"/>
+                    <w:noProof/>
+                    <w:szCs w:val="21"/>
+                  </w:rPr>
+                  <w:t xml:space="preserve">1</w:t>
+                </w:r>
+              </w:p>
+            </w:tc>
+            <w:tc>
+              <w:tcPr>
+                <w:tcW w:w="4391" w:type="dxa"/>
+                <w:gridSpan w:val="2"/>
+                <w:tcBorders>
+                  <w:top w:val="single" w:sz="4" w:space="0" w:color="auto"/>
+                  <w:left w:val="single" w:sz="4" w:space="0" w:color="auto"/>
+                  <w:bottom w:val="single" w:sz="4" w:space="0" w:color="auto"/>
+                  <w:right w:val="single" w:sz="4" w:space="0" w:color="auto"/>
+                </w:tcBorders>
+                <w:vAlign w:val="center"/>
+              </w:tcPr>
+              <w:p>
+                <w:pPr>
+                  <w:rPr>
+                    <w:noProof/>
+                    <w:szCs w:val="21"/>
+                  </w:rPr>
+                </w:pPr>
+                <w:r>
+                  <w:rPr>
+                    <w:rFonts w:hint="eastAsia"/>
+                    <w:noProof/>
+                    <w:szCs w:val="21"/>
+                  </w:rPr>
+                  <w:t xml:space="preserve">123，123，123</w:t>
+                </w:r>
+              </w:p>
+            </w:tc>
+            <w:tc>
+              <w:tcPr>
+                <w:tcW w:w="3882" w:type="dxa"/>
+                <w:gridSpan w:val="2"/>
+                <w:tcBorders>
+                  <w:top w:val="single" w:sz="4" w:space="0" w:color="auto"/>
+                  <w:left w:val="single" w:sz="4" w:space="0" w:color="auto"/>
+                  <w:bottom w:val="single" w:sz="4" w:space="0" w:color="auto"/>
+                  <w:right w:val="single" w:sz="12" w:space="0" w:color="auto"/>
+                </w:tcBorders>
+                <w:vAlign w:val="center"/>
+              </w:tcPr>
+              <w:p>
+                <w:pPr>
+                  <w:rPr>
+                    <w:szCs w:val="21"/>
+                  </w:rPr>
+                </w:pPr>
+                <w:r>
+                  <w:rPr>
+                    <w:rFonts w:hint="eastAsia"/>
+                    <w:szCs w:val="21"/>
+                  </w:rPr>
+                  <w:lastRenderedPageBreak/>
+                  <w:t xml:space="preserve">123</w:t>
+                </w:r>
+              </w:p>
+            </w:tc>
+          </w:tr>
+          <w:tr>
+            <w:tc>
+              <w:tcPr>
+                <w:tcW w:w="767" w:type="dxa"/>
+                <w:tcBorders>
+                  <w:top w:val="single" w:sz="4" w:space="0" w:color="auto"/>
+                  <w:left w:val="single" w:sz="12" w:space="0" w:color="auto"/>
+                  <w:bottom w:val="single" w:sz="4" w:space="0" w:color="auto"/>
+                  <w:right w:val="single" w:sz="4" w:space="0" w:color="auto"/>
+                </w:tcBorders>
+                <w:vAlign w:val="center"/>
+              </w:tcPr>
+              <w:p>
+                <w:pPr>
+                  <w:jc w:val="center"/>
+                  <w:rPr>
+                    <w:rFonts w:ascii="黑体" w:eastAsia="黑体" w:hAnsi="黑体"/>
+                    <w:bCs/>
+                    <w:szCs w:val="21"/>
+                  </w:rPr>
+                </w:pPr>
+                <w:r>
+                  <w:rPr>
+                    <w:rFonts w:ascii="黑体" w:eastAsia="黑体" w:hAnsi="黑体" w:hint="eastAsia"/>
+                    <w:bCs/>
+                    <w:szCs w:val="21"/>
+                  </w:rPr>
+                  <w:t>终止条件</w:t>
+                </w:r>
+              </w:p>
+            </w:tc>
+            <w:tc>
+              <w:tcPr>
+                <w:tcW w:w="8273" w:type="dxa"/>
+                <w:gridSpan w:val="4"/>
+                <w:tcBorders>
+                  <w:top w:val="single" w:sz="4" w:space="0" w:color="auto"/>
+                  <w:left w:val="single" w:sz="4" w:space="0" w:color="auto"/>
+                  <w:bottom w:val="single" w:sz="4" w:space="0" w:color="auto"/>
+                  <w:right w:val="single" w:sz="12" w:space="0" w:color="auto"/>
+                </w:tcBorders>
+                <w:vAlign w:val="center"/>
+              </w:tcPr>
+              <w:p>
+                <w:pPr>
+                  <w:rPr>
+                    <w:szCs w:val="21"/>
+                  </w:rPr>
+                </w:pPr>
+                <w:r>
+                  <w:rPr>
+                    <w:rFonts w:hint="eastAsia"/>
+                    <w:noProof/>
+                    <w:szCs w:val="21"/>
+                  </w:rPr>
+                  <w:t>本测试用例的全部测试步骤被执行或因某种原因导致测试步骤无法执行</w:t>
+                </w:r>
+                <w:r>
+                  <w:rPr>
+                    <w:rFonts w:hint="eastAsia"/>
+                    <w:noProof/>
+                    <w:szCs w:val="21"/>
+                  </w:rPr>
+                  <w:t>(</w:t>
+                </w:r>
+                <w:r>
+                  <w:rPr>
+                    <w:rFonts w:hint="eastAsia"/>
+                    <w:noProof/>
+                    <w:szCs w:val="21"/>
+                  </w:rPr>
+                  <w:t>异常终止</w:t>
+                </w:r>
+                <w:r>
+                  <w:rPr>
+                    <w:rFonts w:hint="eastAsia"/>
+                    <w:noProof/>
+                    <w:szCs w:val="21"/>
+                  </w:rPr>
+                  <w:t>)</w:t>
+                </w:r>
+                <w:r>
+                  <w:rPr>
+                    <w:rFonts w:hint="eastAsia"/>
+                    <w:noProof/>
+                    <w:szCs w:val="21"/>
+                  </w:rPr>
+                  <w:t>。</w:t>
+                </w:r>
+              </w:p>
+            </w:tc>
+          </w:tr>
+          <w:tr>
+            <w:tc>
+              <w:tcPr>
+                <w:tcW w:w="767" w:type="dxa"/>
+                <w:tcBorders>
+                  <w:top w:val="single" w:sz="4" w:space="0" w:color="auto"/>
+                  <w:left w:val="single" w:sz="12" w:space="0" w:color="auto"/>
+                  <w:bottom w:val="single" w:sz="4" w:space="0" w:color="auto"/>
+                  <w:right w:val="single" w:sz="4" w:space="0" w:color="auto"/>
+                </w:tcBorders>
+                <w:vAlign w:val="center"/>
+              </w:tcPr>
+              <w:p>
+                <w:pPr>
+                  <w:jc w:val="center"/>
+                  <w:rPr>
+                    <w:rFonts w:ascii="黑体" w:eastAsia="黑体" w:hAnsi="黑体"/>
+                    <w:bCs/>
+                    <w:szCs w:val="21"/>
+                  </w:rPr>
+                </w:pPr>
+                <w:r>
+                  <w:rPr>
+                    <w:rFonts w:ascii="黑体" w:eastAsia="黑体" w:hAnsi="黑体" w:hint="eastAsia"/>
+                    <w:bCs/>
+                    <w:szCs w:val="21"/>
+                  </w:rPr>
+                  <w:t>通过准则</w:t>
+                </w:r>
+              </w:p>
+            </w:tc>
+            <w:tc>
+              <w:tcPr>
+                <w:tcW w:w="8273" w:type="dxa"/>
+                <w:gridSpan w:val="4"/>
+                <w:tcBorders>
+                  <w:top w:val="single" w:sz="4" w:space="0" w:color="auto"/>
+                  <w:left w:val="single" w:sz="4" w:space="0" w:color="auto"/>
+                  <w:bottom w:val="single" w:sz="4" w:space="0" w:color="auto"/>
+                  <w:right w:val="single" w:sz="12" w:space="0" w:color="auto"/>
+                </w:tcBorders>
+                <w:vAlign w:val="center"/>
+              </w:tcPr>
+              <w:p>
+                <w:pPr>
+                  <w:rPr>
+                    <w:szCs w:val="21"/>
+                  </w:rPr>
+                </w:pPr>
+                <w:r>
+                  <w:rPr>
+                    <w:rFonts w:hint="eastAsia"/>
+                    <w:noProof/>
+                    <w:szCs w:val="21"/>
+                  </w:rPr>
+                  <w:t>本测试用例的全部测试步骤都通过即标志本用例为</w:t>
+                </w:r>
+                <w:r>
+                  <w:rPr>
+                    <w:rFonts w:hint="eastAsia"/>
+                    <w:noProof/>
+                    <w:szCs w:val="21"/>
+                  </w:rPr>
+                  <w:t>"</w:t>
+                </w:r>
+                <w:r>
+                  <w:rPr>
+                    <w:rFonts w:hint="eastAsia"/>
+                    <w:noProof/>
+                    <w:szCs w:val="21"/>
+                  </w:rPr>
+                  <w:t>通过</w:t>
+                </w:r>
+                <w:r>
+                  <w:rPr>
+                    <w:rFonts w:hint="eastAsia"/>
+                    <w:noProof/>
+                    <w:szCs w:val="21"/>
+                  </w:rPr>
+                  <w:t>"</w:t>
+                </w:r>
+                <w:r>
+                  <w:rPr>
+                    <w:rFonts w:hint="eastAsia"/>
+                    <w:noProof/>
+                    <w:szCs w:val="21"/>
+                  </w:rPr>
+                  <w:t>。</w:t>
+                </w:r>
+              </w:p>
+            </w:tc>
+          </w:tr>
+          <w:tr>
+            <w:tc>
+              <w:tcPr>
+                <w:tcW w:w="767" w:type="dxa"/>
+                <w:tcBorders>
+                  <w:top w:val="single" w:sz="4" w:space="0" w:color="auto"/>
+                  <w:left w:val="single" w:sz="12" w:space="0" w:color="auto"/>
+                  <w:bottom w:val="single" w:sz="12" w:space="0" w:color="auto"/>
+                  <w:right w:val="single" w:sz="4" w:space="0" w:color="auto"/>
+                </w:tcBorders>
+                <w:vAlign w:val="center"/>
+              </w:tcPr>
+              <w:p>
+                <w:pPr>
+                  <w:jc w:val="center"/>
+                  <w:rPr>
+                    <w:rFonts w:ascii="黑体" w:eastAsia="黑体" w:hAnsi="黑体"/>
+                    <w:bCs/>
+                    <w:szCs w:val="21"/>
+                  </w:rPr>
+                </w:pPr>
+                <w:r>
+                  <w:rPr>
+                    <w:rFonts w:ascii="黑体" w:eastAsia="黑体" w:hAnsi="黑体" w:hint="eastAsia"/>
+                    <w:bCs/>
+                    <w:szCs w:val="21"/>
+                  </w:rPr>
+                  <w:t>设计人员</w:t>
+                </w:r>
+              </w:p>
+            </w:tc>
+            <w:tc>
+              <w:tcPr>
+                <w:tcW w:w="8273" w:type="dxa"/>
+                <w:gridSpan w:val="4"/>
+                <w:tcBorders>
+                  <w:top w:val="single" w:sz="4" w:space="0" w:color="auto"/>
+                  <w:left w:val="single" w:sz="4" w:space="0" w:color="auto"/>
+                  <w:bottom w:val="single" w:sz="12" w:space="0" w:color="auto"/>
+                  <w:right w:val="single" w:sz="12" w:space="0" w:color="auto"/>
+                </w:tcBorders>
+                <w:vAlign w:val="center"/>
+              </w:tcPr>
+              <w:p>
+                <w:pPr>
+                  <w:rPr>
+                    <w:rFonts w:cs="宋体"/>
+                    <w:szCs w:val="21"/>
+                  </w:rPr>
+                </w:pPr>
+                <w:r>
+                  <w:rPr>
+                    <w:rFonts w:hint="eastAsia"/>
+                    <w:noProof/>
+                    <w:szCs w:val="21"/>
+                  </w:rPr>
+                  <w:t xml:space="preserve">陈俊亦</w:t>
+                </w:r>
+              </w:p>
+            </w:tc>
+          </w:tr>
+        </w:tbl>
+        <w:p/>
       </w:sdtContent>
     </w:sdt>
     <w:p>
@@ -28600,7 +29274,7 @@
             <w:pStyle w:val="af0"/>
             <w:jc w:val="center"/>
             <w:rPr>
-              <w:rFonts w:ascii="黑体" w:hAnsi="黑体"/>
+              <w:rFonts w:ascii="黑体" w:hAnsi="黑体" w:hint="eastAsia"/>
               <w:sz w:val="21"/>
               <w:szCs w:val="21"/>
             </w:rPr>
@@ -28788,17 +29462,17 @@
                   <w:pStyle w:val="14"/>
                   <w:jc w:val="center"/>
                   <w:rPr>
-                    <w:rFonts w:ascii="黑体" w:eastAsia="黑体" w:hAnsi="黑体"/>
-                    <w:sz w:val="21"/>
-                    <w:szCs w:val="21"/>
-                  </w:rPr>
-                </w:pPr>
-                <w:r>
-                  <w:rPr>
                     <w:rFonts w:ascii="黑体" w:eastAsia="黑体" w:hAnsi="黑体" w:hint="eastAsia"/>
                     <w:sz w:val="21"/>
                     <w:szCs w:val="21"/>
                   </w:rPr>
+                </w:pPr>
+                <w:r>
+                  <w:rPr>
+                    <w:rFonts w:ascii="黑体" w:eastAsia="黑体" w:hAnsi="黑体" w:hint="eastAsia"/>
+                    <w:sz w:val="21"/>
+                    <w:szCs w:val="21"/>
+                  </w:rPr>
                   <w:t>序号</w:t>
                 </w:r>
               </w:p>
@@ -28813,17 +29487,17 @@
                   <w:pStyle w:val="14"/>
                   <w:jc w:val="center"/>
                   <w:rPr>
-                    <w:rFonts w:ascii="黑体" w:eastAsia="黑体" w:hAnsi="黑体"/>
-                    <w:sz w:val="21"/>
-                    <w:szCs w:val="21"/>
-                  </w:rPr>
-                </w:pPr>
-                <w:r>
-                  <w:rPr>
                     <w:rFonts w:ascii="黑体" w:eastAsia="黑体" w:hAnsi="黑体" w:hint="eastAsia"/>
                     <w:sz w:val="21"/>
                     <w:szCs w:val="21"/>
                   </w:rPr>
+                </w:pPr>
+                <w:r>
+                  <w:rPr>
+                    <w:rFonts w:ascii="黑体" w:eastAsia="黑体" w:hAnsi="黑体" w:hint="eastAsia"/>
+                    <w:sz w:val="21"/>
+                    <w:szCs w:val="21"/>
+                  </w:rPr>
                   <w:t>软需求章节号</w:t>
                 </w:r>
               </w:p>
@@ -28838,17 +29512,17 @@
                   <w:pStyle w:val="14"/>
                   <w:jc w:val="center"/>
                   <w:rPr>
-                    <w:rFonts w:ascii="黑体" w:eastAsia="黑体" w:hAnsi="黑体"/>
-                    <w:sz w:val="21"/>
-                    <w:szCs w:val="21"/>
-                  </w:rPr>
-                </w:pPr>
-                <w:r>
-                  <w:rPr>
                     <w:rFonts w:ascii="黑体" w:eastAsia="黑体" w:hAnsi="黑体" w:hint="eastAsia"/>
                     <w:sz w:val="21"/>
                     <w:szCs w:val="21"/>
                   </w:rPr>
+                </w:pPr>
+                <w:r>
+                  <w:rPr>
+                    <w:rFonts w:ascii="黑体" w:eastAsia="黑体" w:hAnsi="黑体" w:hint="eastAsia"/>
+                    <w:sz w:val="21"/>
+                    <w:szCs w:val="21"/>
+                  </w:rPr>
                   <w:t>软件需求章节名称</w:t>
                 </w:r>
               </w:p>
@@ -28863,17 +29537,17 @@
                   <w:pStyle w:val="14"/>
                   <w:jc w:val="center"/>
                   <w:rPr>
-                    <w:rFonts w:ascii="黑体" w:eastAsia="黑体" w:hAnsi="黑体"/>
-                    <w:sz w:val="21"/>
-                    <w:szCs w:val="21"/>
-                  </w:rPr>
-                </w:pPr>
-                <w:r>
-                  <w:rPr>
                     <w:rFonts w:ascii="黑体" w:eastAsia="黑体" w:hAnsi="黑体" w:hint="eastAsia"/>
                     <w:sz w:val="21"/>
                     <w:szCs w:val="21"/>
                   </w:rPr>
+                </w:pPr>
+                <w:r>
+                  <w:rPr>
+                    <w:rFonts w:ascii="黑体" w:eastAsia="黑体" w:hAnsi="黑体" w:hint="eastAsia"/>
+                    <w:sz w:val="21"/>
+                    <w:szCs w:val="21"/>
+                  </w:rPr>
                   <w:t>大纲测试项章节号</w:t>
                 </w:r>
               </w:p>
@@ -28888,17 +29562,17 @@
                   <w:pStyle w:val="14"/>
                   <w:jc w:val="center"/>
                   <w:rPr>
-                    <w:rFonts w:ascii="黑体" w:eastAsia="黑体" w:hAnsi="黑体"/>
-                    <w:sz w:val="21"/>
-                    <w:szCs w:val="21"/>
-                  </w:rPr>
-                </w:pPr>
-                <w:r>
-                  <w:rPr>
                     <w:rFonts w:ascii="黑体" w:eastAsia="黑体" w:hAnsi="黑体" w:hint="eastAsia"/>
                     <w:sz w:val="21"/>
                     <w:szCs w:val="21"/>
                   </w:rPr>
+                </w:pPr>
+                <w:r>
+                  <w:rPr>
+                    <w:rFonts w:ascii="黑体" w:eastAsia="黑体" w:hAnsi="黑体" w:hint="eastAsia"/>
+                    <w:sz w:val="21"/>
+                    <w:szCs w:val="21"/>
+                  </w:rPr>
                   <w:t>测试项名称</w:t>
                 </w:r>
               </w:p>
@@ -28913,17 +29587,17 @@
                   <w:pStyle w:val="14"/>
                   <w:jc w:val="center"/>
                   <w:rPr>
-                    <w:rFonts w:ascii="黑体" w:eastAsia="黑体" w:hAnsi="黑体"/>
-                    <w:sz w:val="21"/>
-                    <w:szCs w:val="21"/>
-                  </w:rPr>
-                </w:pPr>
-                <w:r>
-                  <w:rPr>
                     <w:rFonts w:ascii="黑体" w:eastAsia="黑体" w:hAnsi="黑体" w:hint="eastAsia"/>
                     <w:sz w:val="21"/>
                     <w:szCs w:val="21"/>
                   </w:rPr>
+                </w:pPr>
+                <w:r>
+                  <w:rPr>
+                    <w:rFonts w:ascii="黑体" w:eastAsia="黑体" w:hAnsi="黑体" w:hint="eastAsia"/>
+                    <w:sz w:val="21"/>
+                    <w:szCs w:val="21"/>
+                  </w:rPr>
                   <w:t>测试项标识</w:t>
                 </w:r>
               </w:p>
@@ -28938,17 +29612,17 @@
                   <w:pStyle w:val="14"/>
                   <w:jc w:val="center"/>
                   <w:rPr>
-                    <w:rFonts w:ascii="黑体" w:eastAsia="黑体" w:hAnsi="黑体"/>
-                    <w:sz w:val="21"/>
-                    <w:szCs w:val="21"/>
-                  </w:rPr>
-                </w:pPr>
-                <w:r>
-                  <w:rPr>
                     <w:rFonts w:ascii="黑体" w:eastAsia="黑体" w:hAnsi="黑体" w:hint="eastAsia"/>
                     <w:sz w:val="21"/>
                     <w:szCs w:val="21"/>
                   </w:rPr>
+                </w:pPr>
+                <w:r>
+                  <w:rPr>
+                    <w:rFonts w:ascii="黑体" w:eastAsia="黑体" w:hAnsi="黑体" w:hint="eastAsia"/>
+                    <w:sz w:val="21"/>
+                    <w:szCs w:val="21"/>
+                  </w:rPr>
                   <w:t>用例名称</w:t>
                 </w:r>
               </w:p>
@@ -28963,7 +29637,7 @@
                   <w:pStyle w:val="14"/>
                   <w:jc w:val="center"/>
                   <w:rPr>
-                    <w:rFonts w:ascii="黑体" w:eastAsia="黑体" w:hAnsi="黑体"/>
+                    <w:rFonts w:ascii="黑体" w:eastAsia="黑体" w:hAnsi="黑体" w:hint="eastAsia"/>
                     <w:sz w:val="21"/>
                     <w:szCs w:val="21"/>
                   </w:rPr>
@@ -29034,7 +29708,6 @@
                   <w:spacing w:line="240" w:lineRule="auto"/>
                   <w:ind w:firstLineChars="0" w:firstLine="0"/>
                   <w:rPr>
-                    <w:rFonts w:hint="eastAsia"/>
                     <w:sz w:val="21"/>
                     <w:szCs w:val="21"/>
                   </w:rPr>
@@ -29068,7 +29741,6 @@
                   <w:spacing w:line="240" w:lineRule="auto"/>
                   <w:ind w:firstLineChars="0" w:firstLine="0"/>
                   <w:rPr>
-                    <w:rFonts w:hint="eastAsia"/>
                     <w:sz w:val="21"/>
                     <w:szCs w:val="21"/>
                   </w:rPr>
@@ -29102,7 +29774,6 @@
                   <w:spacing w:line="240" w:lineRule="auto"/>
                   <w:ind w:firstLineChars="0" w:firstLine="0"/>
                   <w:rPr>
-                    <w:rFonts w:hint="eastAsia"/>
                     <w:sz w:val="21"/>
                     <w:szCs w:val="21"/>
                   </w:rPr>
@@ -29132,16 +29803,15 @@
               <w:p>
                 <w:pPr>
                   <w:rPr>
-                    <w:rFonts w:hint="eastAsia"/>
-                    <w:szCs w:val="21"/>
-                  </w:rPr>
-                </w:pPr>
-                <w:r>
-                  <w:rPr>
-                    <w:rFonts w:hint="eastAsia"/>
-                    <w:szCs w:val="21"/>
-                  </w:rPr>
-                  <w:t xml:space="preserve">静态分析</w:t>
+                    <w:szCs w:val="21"/>
+                  </w:rPr>
+                </w:pPr>
+                <w:r>
+                  <w:rPr>
+                    <w:rFonts w:hint="eastAsia"/>
+                    <w:szCs w:val="21"/>
+                  </w:rPr>
+                  <w:t xml:space="preserve">静态分析111</w:t>
                 </w:r>
               </w:p>
             </w:tc>
@@ -29217,7 +29887,6 @@
                   <w:spacing w:line="240" w:lineRule="auto"/>
                   <w:ind w:firstLineChars="0" w:firstLine="0"/>
                   <w:rPr>
-                    <w:rFonts w:hint="eastAsia"/>
                     <w:sz w:val="21"/>
                     <w:szCs w:val="21"/>
                   </w:rPr>
@@ -29251,7 +29920,6 @@
                   <w:spacing w:line="240" w:lineRule="auto"/>
                   <w:ind w:firstLineChars="0" w:firstLine="0"/>
                   <w:rPr>
-                    <w:rFonts w:hint="eastAsia"/>
                     <w:sz w:val="21"/>
                     <w:szCs w:val="21"/>
                   </w:rPr>
@@ -29262,7 +29930,7 @@
                     <w:sz w:val="21"/>
                     <w:szCs w:val="21"/>
                   </w:rPr>
-                  <w:t xml:space="preserve">代码审查</w:t>
+                  <w:t xml:space="preserve">代码审查111</w:t>
                 </w:r>
                 <w:r>
                   <w:rPr>
@@ -29285,7 +29953,6 @@
                   <w:spacing w:line="240" w:lineRule="auto"/>
                   <w:ind w:firstLineChars="0" w:firstLine="0"/>
                   <w:rPr>
-                    <w:rFonts w:hint="eastAsia"/>
                     <w:sz w:val="21"/>
                     <w:szCs w:val="21"/>
                   </w:rPr>
@@ -29315,7 +29982,6 @@
               <w:p>
                 <w:pPr>
                   <w:rPr>
-                    <w:rFonts w:hint="eastAsia"/>
                     <w:szCs w:val="21"/>
                   </w:rPr>
                 </w:pPr>
@@ -29400,7 +30066,6 @@
                   <w:spacing w:line="240" w:lineRule="auto"/>
                   <w:ind w:firstLineChars="0" w:firstLine="0"/>
                   <w:rPr>
-                    <w:rFonts w:hint="eastAsia"/>
                     <w:sz w:val="21"/>
                     <w:szCs w:val="21"/>
                   </w:rPr>
@@ -29434,7 +30099,6 @@
                   <w:spacing w:line="240" w:lineRule="auto"/>
                   <w:ind w:firstLineChars="0" w:firstLine="0"/>
                   <w:rPr>
-                    <w:rFonts w:hint="eastAsia"/>
                     <w:sz w:val="21"/>
                     <w:szCs w:val="21"/>
                   </w:rPr>
@@ -29445,7 +30109,7 @@
                     <w:sz w:val="21"/>
                     <w:szCs w:val="21"/>
                   </w:rPr>
-                  <w:t xml:space="preserve">文档审查</w:t>
+                  <w:t xml:space="preserve">文档审查111</w:t>
                 </w:r>
                 <w:r>
                   <w:rPr>
@@ -29468,7 +30132,6 @@
                   <w:spacing w:line="240" w:lineRule="auto"/>
                   <w:ind w:firstLineChars="0" w:firstLine="0"/>
                   <w:rPr>
-                    <w:rFonts w:hint="eastAsia"/>
                     <w:sz w:val="21"/>
                     <w:szCs w:val="21"/>
                   </w:rPr>
@@ -29498,7 +30161,6 @@
               <w:p>
                 <w:pPr>
                   <w:rPr>
-                    <w:rFonts w:hint="eastAsia"/>
                     <w:szCs w:val="21"/>
                   </w:rPr>
                 </w:pPr>
@@ -29583,7 +30245,6 @@
                   <w:spacing w:line="240" w:lineRule="auto"/>
                   <w:ind w:firstLineChars="0" w:firstLine="0"/>
                   <w:rPr>
-                    <w:rFonts w:hint="eastAsia"/>
                     <w:sz w:val="21"/>
                     <w:szCs w:val="21"/>
                   </w:rPr>
@@ -29610,7 +30271,6 @@
                   <w:spacing w:line="240" w:lineRule="auto"/>
                   <w:ind w:firstLineChars="0" w:firstLine="0"/>
                   <w:rPr>
-                    <w:rFonts w:hint="eastAsia"/>
                     <w:sz w:val="21"/>
                     <w:szCs w:val="21"/>
                   </w:rPr>
@@ -29637,7 +30297,6 @@
                   <w:spacing w:line="240" w:lineRule="auto"/>
                   <w:ind w:firstLineChars="0" w:firstLine="0"/>
                   <w:rPr>
-                    <w:rFonts w:hint="eastAsia"/>
                     <w:sz w:val="21"/>
                     <w:szCs w:val="21"/>
                   </w:rPr>
@@ -29660,7 +30319,6 @@
               <w:p>
                 <w:pPr>
                   <w:rPr>
-                    <w:rFonts w:hint="eastAsia"/>
                     <w:szCs w:val="21"/>
                   </w:rPr>
                 </w:pPr>
@@ -29745,7 +30403,6 @@
                   <w:spacing w:line="240" w:lineRule="auto"/>
                   <w:ind w:firstLineChars="0" w:firstLine="0"/>
                   <w:rPr>
-                    <w:rFonts w:hint="eastAsia"/>
                     <w:sz w:val="21"/>
                     <w:szCs w:val="21"/>
                   </w:rPr>
@@ -29772,7 +30429,6 @@
                   <w:spacing w:line="240" w:lineRule="auto"/>
                   <w:ind w:firstLineChars="0" w:firstLine="0"/>
                   <w:rPr>
-                    <w:rFonts w:hint="eastAsia"/>
                     <w:sz w:val="21"/>
                     <w:szCs w:val="21"/>
                   </w:rPr>
@@ -29799,7 +30455,6 @@
                   <w:spacing w:line="240" w:lineRule="auto"/>
                   <w:ind w:firstLineChars="0" w:firstLine="0"/>
                   <w:rPr>
-                    <w:rFonts w:hint="eastAsia"/>
                     <w:sz w:val="21"/>
                     <w:szCs w:val="21"/>
                   </w:rPr>
@@ -29822,7 +30477,6 @@
               <w:p>
                 <w:pPr>
                   <w:rPr>
-                    <w:rFonts w:hint="eastAsia"/>
                     <w:szCs w:val="21"/>
                   </w:rPr>
                 </w:pPr>
@@ -29907,7 +30561,6 @@
                   <w:spacing w:line="240" w:lineRule="auto"/>
                   <w:ind w:firstLineChars="0" w:firstLine="0"/>
                   <w:rPr>
-                    <w:rFonts w:hint="eastAsia"/>
                     <w:sz w:val="21"/>
                     <w:szCs w:val="21"/>
                   </w:rPr>
@@ -29934,7 +30587,6 @@
                   <w:spacing w:line="240" w:lineRule="auto"/>
                   <w:ind w:firstLineChars="0" w:firstLine="0"/>
                   <w:rPr>
-                    <w:rFonts w:hint="eastAsia"/>
                     <w:sz w:val="21"/>
                     <w:szCs w:val="21"/>
                   </w:rPr>
@@ -29961,7 +30613,6 @@
                   <w:spacing w:line="240" w:lineRule="auto"/>
                   <w:ind w:firstLineChars="0" w:firstLine="0"/>
                   <w:rPr>
-                    <w:rFonts w:hint="eastAsia"/>
                     <w:sz w:val="21"/>
                     <w:szCs w:val="21"/>
                   </w:rPr>
@@ -29984,7 +30635,6 @@
               <w:p>
                 <w:pPr>
                   <w:rPr>
-                    <w:rFonts w:hint="eastAsia"/>
                     <w:szCs w:val="21"/>
                   </w:rPr>
                 </w:pPr>
@@ -30069,7 +30719,6 @@
                   <w:spacing w:line="240" w:lineRule="auto"/>
                   <w:ind w:firstLineChars="0" w:firstLine="0"/>
                   <w:rPr>
-                    <w:rFonts w:hint="eastAsia"/>
                     <w:sz w:val="21"/>
                     <w:szCs w:val="21"/>
                   </w:rPr>
@@ -30096,7 +30745,6 @@
                   <w:spacing w:line="240" w:lineRule="auto"/>
                   <w:ind w:firstLineChars="0" w:firstLine="0"/>
                   <w:rPr>
-                    <w:rFonts w:hint="eastAsia"/>
                     <w:sz w:val="21"/>
                     <w:szCs w:val="21"/>
                   </w:rPr>
@@ -30123,7 +30771,6 @@
                   <w:spacing w:line="240" w:lineRule="auto"/>
                   <w:ind w:firstLineChars="0" w:firstLine="0"/>
                   <w:rPr>
-                    <w:rFonts w:hint="eastAsia"/>
                     <w:sz w:val="21"/>
                     <w:szCs w:val="21"/>
                   </w:rPr>
@@ -30146,7 +30793,6 @@
               <w:p>
                 <w:pPr>
                   <w:rPr>
-                    <w:rFonts w:hint="eastAsia"/>
                     <w:szCs w:val="21"/>
                   </w:rPr>
                 </w:pPr>
@@ -30231,7 +30877,6 @@
                   <w:spacing w:line="240" w:lineRule="auto"/>
                   <w:ind w:firstLineChars="0" w:firstLine="0"/>
                   <w:rPr>
-                    <w:rFonts w:hint="eastAsia"/>
                     <w:sz w:val="21"/>
                     <w:szCs w:val="21"/>
                   </w:rPr>
@@ -30258,7 +30903,6 @@
                   <w:spacing w:line="240" w:lineRule="auto"/>
                   <w:ind w:firstLineChars="0" w:firstLine="0"/>
                   <w:rPr>
-                    <w:rFonts w:hint="eastAsia"/>
                     <w:sz w:val="21"/>
                     <w:szCs w:val="21"/>
                   </w:rPr>
@@ -30285,7 +30929,6 @@
                   <w:spacing w:line="240" w:lineRule="auto"/>
                   <w:ind w:firstLineChars="0" w:firstLine="0"/>
                   <w:rPr>
-                    <w:rFonts w:hint="eastAsia"/>
                     <w:sz w:val="21"/>
                     <w:szCs w:val="21"/>
                   </w:rPr>
@@ -30308,7 +30951,6 @@
               <w:p>
                 <w:pPr>
                   <w:rPr>
-                    <w:rFonts w:hint="eastAsia"/>
                     <w:szCs w:val="21"/>
                   </w:rPr>
                 </w:pPr>
@@ -30393,7 +31035,6 @@
                   <w:spacing w:line="240" w:lineRule="auto"/>
                   <w:ind w:firstLineChars="0" w:firstLine="0"/>
                   <w:rPr>
-                    <w:rFonts w:hint="eastAsia"/>
                     <w:sz w:val="21"/>
                     <w:szCs w:val="21"/>
                   </w:rPr>
@@ -30420,7 +31061,6 @@
                   <w:spacing w:line="240" w:lineRule="auto"/>
                   <w:ind w:firstLineChars="0" w:firstLine="0"/>
                   <w:rPr>
-                    <w:rFonts w:hint="eastAsia"/>
                     <w:sz w:val="21"/>
                     <w:szCs w:val="21"/>
                   </w:rPr>
@@ -30447,7 +31087,6 @@
                   <w:spacing w:line="240" w:lineRule="auto"/>
                   <w:ind w:firstLineChars="0" w:firstLine="0"/>
                   <w:rPr>
-                    <w:rFonts w:hint="eastAsia"/>
                     <w:sz w:val="21"/>
                     <w:szCs w:val="21"/>
                   </w:rPr>
@@ -30470,7 +31109,6 @@
               <w:p>
                 <w:pPr>
                   <w:rPr>
-                    <w:rFonts w:hint="eastAsia"/>
                     <w:szCs w:val="21"/>
                   </w:rPr>
                 </w:pPr>
@@ -30500,6 +31138,222 @@
                     <w:szCs w:val="21"/>
                   </w:rPr>
                   <w:t xml:space="preserve">YL_DC_WDSC_007</w:t>
+                </w:r>
+              </w:p>
+            </w:tc>
+          </w:tr>
+          <w:tr>
+            <w:trPr>
+              <w:jc w:val="center"/>
+            </w:trPr>
+            <w:tc>
+              <w:tcPr>
+                <w:tcW w:w="626" w:type="dxa"/>
+                <w:vAlign w:val="center"/>
+              </w:tcPr>
+              <w:p>
+                <w:pPr>
+                  <w:numPr>
+                    <w:ilvl w:val="0"/>
+                    <w:numId w:val="66"/>
+                  </w:numPr>
+                  <w:ind w:left="420" w:hanging="420"/>
+                  <w:jc w:val="center"/>
+                  <w:rPr>
+                    <w:szCs w:val="21"/>
+                  </w:rPr>
+                </w:pPr>
+              </w:p>
+            </w:tc>
+            <w:tc>
+              <w:tcPr>
+                <w:tcW w:w="1026" w:type="dxa"/>
+                <w:vAlign w:val="center"/>
+                <w:vMerge w:val="restart"/>
+              </w:tcPr>
+              <w:p>
+                <w:pPr>
+                  <w:rPr>
+                    <w:szCs w:val="21"/>
+                  </w:rPr>
+                </w:pPr>
+                <w:r>
+                  <w:rPr>
+                    <w:szCs w:val="21"/>
+                  </w:rPr>
+                  <w:t xml:space="preserve">3.3.3</w:t>
+                </w:r>
+                <w:r>
+                  <w:rPr>
+                    <w:szCs w:val="21"/>
+                  </w:rPr>
+                  <w:t xml:space="preserve"/>
+                </w:r>
+              </w:p>
+            </w:tc>
+            <w:tc>
+              <w:tcPr>
+                <w:tcW w:w="961" w:type="dxa"/>
+                <w:vAlign w:val="center"/>
+                <w:vMerge w:val="restart"/>
+              </w:tcPr>
+              <w:p>
+                <w:pPr>
+                  <w:rPr>
+                    <w:szCs w:val="21"/>
+                  </w:rPr>
+                </w:pPr>
+                <w:r>
+                  <w:rPr>
+                    <w:rFonts w:hint="eastAsia"/>
+                    <w:szCs w:val="21"/>
+                  </w:rPr>
+                  <w:t xml:space="preserve">测试设计需求首轮哟</w:t>
+                </w:r>
+                <w:r>
+                  <w:rPr>
+                    <w:szCs w:val="21"/>
+                  </w:rPr>
+                  <w:t xml:space="preserve"/>
+                </w:r>
+              </w:p>
+            </w:tc>
+            <w:tc>
+              <w:tcPr>
+                <w:tcW w:w="1537" w:type="dxa"/>
+                <w:vAlign w:val="center"/>
+                <w:vMerge w:val="restart"/>
+              </w:tcPr>
+              <w:p>
+                <w:pPr>
+                  <w:pStyle w:val="aff2"/>
+                  <w:spacing w:line="240" w:lineRule="auto"/>
+                  <w:ind w:firstLineChars="0" w:firstLine="0"/>
+                  <w:rPr>
+                    <w:sz w:val="21"/>
+                    <w:szCs w:val="21"/>
+                  </w:rPr>
+                </w:pPr>
+                <w:r>
+                  <w:rPr>
+                    <w:rFonts w:hint="eastAsia"/>
+                    <w:sz w:val="21"/>
+                    <w:szCs w:val="21"/>
+                  </w:rPr>
+                  <w:t xml:space="preserve">6.2.4.3</w:t>
+                </w:r>
+                <w:r>
+                  <w:rPr>
+                    <w:sz w:val="21"/>
+                    <w:szCs w:val="21"/>
+                  </w:rPr>
+                  <w:t xml:space="preserve"/>
+                </w:r>
+              </w:p>
+            </w:tc>
+            <w:tc>
+              <w:tcPr>
+                <w:tcW w:w="1537" w:type="dxa"/>
+                <w:vAlign w:val="center"/>
+                <w:vMerge w:val="restart"/>
+              </w:tcPr>
+              <w:p>
+                <w:pPr>
+                  <w:pStyle w:val="aff2"/>
+                  <w:spacing w:line="240" w:lineRule="auto"/>
+                  <w:ind w:firstLineChars="0" w:firstLine="0"/>
+                  <w:rPr>
+                    <w:sz w:val="21"/>
+                    <w:szCs w:val="21"/>
+                  </w:rPr>
+                </w:pPr>
+                <w:r>
+                  <w:rPr>
+                    <w:rFonts w:hint="eastAsia"/>
+                    <w:sz w:val="21"/>
+                    <w:szCs w:val="21"/>
+                  </w:rPr>
+                  <w:t xml:space="preserve">首轮测试项1号</w:t>
+                </w:r>
+                <w:r>
+                  <w:rPr>
+                    <w:sz w:val="21"/>
+                    <w:szCs w:val="21"/>
+                  </w:rPr>
+                  <w:t xml:space="preserve"/>
+                </w:r>
+              </w:p>
+            </w:tc>
+            <w:tc>
+              <w:tcPr>
+                <w:tcW w:w="2087" w:type="dxa"/>
+                <w:vAlign w:val="center"/>
+                <w:vMerge w:val="restart"/>
+              </w:tcPr>
+              <w:p>
+                <w:pPr>
+                  <w:pStyle w:val="aff2"/>
+                  <w:spacing w:line="240" w:lineRule="auto"/>
+                  <w:ind w:firstLineChars="0" w:firstLine="0"/>
+                  <w:rPr>
+                    <w:sz w:val="21"/>
+                    <w:szCs w:val="21"/>
+                  </w:rPr>
+                </w:pPr>
+                <w:r>
+                  <w:rPr>
+                    <w:rFonts w:hint="eastAsia"/>
+                    <w:sz w:val="21"/>
+                    <w:szCs w:val="21"/>
+                  </w:rPr>
+                  <w:t xml:space="preserve">XQ_FT_CCCC</w:t>
+                </w:r>
+                <w:r>
+                  <w:rPr>
+                    <w:sz w:val="21"/>
+                    <w:szCs w:val="21"/>
+                  </w:rPr>
+                  <w:t xml:space="preserve"/>
+                </w:r>
+              </w:p>
+            </w:tc>
+            <w:tc>
+              <w:tcPr>
+                <w:tcW w:w="3214" w:type="dxa"/>
+                <w:vAlign w:val="center"/>
+              </w:tcPr>
+              <w:p>
+                <w:pPr>
+                  <w:rPr>
+                    <w:szCs w:val="21"/>
+                  </w:rPr>
+                </w:pPr>
+                <w:r>
+                  <w:rPr>
+                    <w:rFonts w:hint="eastAsia"/>
+                    <w:szCs w:val="21"/>
+                  </w:rPr>
+                  <w:t xml:space="preserve">测试用例1号首轮滴</w:t>
+                </w:r>
+              </w:p>
+            </w:tc>
+            <w:tc>
+              <w:tcPr>
+                <w:tcW w:w="2984" w:type="dxa"/>
+                <w:vAlign w:val="center"/>
+              </w:tcPr>
+              <w:p>
+                <w:pPr>
+                  <w:rPr>
+                    <w:szCs w:val="21"/>
+                  </w:rPr>
+                </w:pPr>
+                <w:r>
+                  <w:rPr>
+                    <w:rFonts w:hint="eastAsia"/>
+                    <w:szCs w:val="21"/>
+                  </w:rPr>
+                  <w:t xml:space="preserve">YL_FT_CCCC_001</w:t>
                 </w:r>
               </w:p>
             </w:tc>
